--- a/lab4_report.docx
+++ b/lab4_report.docx
@@ -204,73 +204,8 @@
     </w:p>
     <w:p>
       <w:pPr>
-        <w:spacing w:line="360" w:lineRule="auto"/>
-        <w:jc w:val="center"/>
-        <w:rPr>
-          <w:rFonts w:ascii="Times New Roman" w:eastAsia="Times New Roman" w:hAnsi="Times New Roman" w:cs="Times New Roman"/>
-          <w:b/>
-          <w:bCs/>
-          <w:sz w:val="28"/>
-          <w:szCs w:val="28"/>
-        </w:rPr>
-      </w:pPr>
-      <w:r>
-        <w:rPr>
-          <w:rFonts w:ascii="Times New Roman" w:eastAsia="Times New Roman" w:hAnsi="Times New Roman" w:cs="Times New Roman"/>
-          <w:b/>
-          <w:bCs/>
-          <w:sz w:val="28"/>
-          <w:szCs w:val="28"/>
-        </w:rPr>
-        <w:t>Cimendur Rustem</w:t>
-      </w:r>
-    </w:p>
-    <w:p>
-      <w:pPr>
-        <w:spacing w:line="360" w:lineRule="auto"/>
-        <w:jc w:val="center"/>
-        <w:rPr>
-          <w:rFonts w:ascii="Times New Roman" w:eastAsia="Times New Roman" w:hAnsi="Times New Roman" w:cs="Times New Roman"/>
-          <w:b/>
-          <w:bCs/>
-          <w:sz w:val="28"/>
-          <w:szCs w:val="28"/>
-        </w:rPr>
-      </w:pPr>
-      <w:r>
-        <w:rPr>
-          <w:rFonts w:ascii="Times New Roman" w:eastAsia="Times New Roman" w:hAnsi="Times New Roman" w:cs="Times New Roman"/>
-          <w:b/>
-          <w:bCs/>
-          <w:sz w:val="28"/>
-          <w:szCs w:val="28"/>
-        </w:rPr>
-        <w:t xml:space="preserve"> </w:t>
-      </w:r>
-      <w:r>
-        <w:rPr>
-          <w:rFonts w:ascii="Times New Roman" w:eastAsia="Times New Roman" w:hAnsi="Times New Roman" w:cs="Times New Roman"/>
-          <w:b/>
-          <w:bCs/>
-          <w:sz w:val="28"/>
-          <w:szCs w:val="28"/>
-        </w:rPr>
-        <w:t>FAF-24</w:t>
-      </w:r>
-      <w:r>
-        <w:rPr>
-          <w:rFonts w:ascii="Times New Roman" w:eastAsia="Times New Roman" w:hAnsi="Times New Roman" w:cs="Times New Roman"/>
-          <w:b/>
-          <w:bCs/>
-          <w:sz w:val="28"/>
-          <w:szCs w:val="28"/>
-        </w:rPr>
-        <w:t>3</w:t>
-      </w:r>
-    </w:p>
-    <w:p>
-      <w:pPr>
-        <w:spacing w:line="360" w:lineRule="auto"/>
+        <w:pStyle w:val="a3"/>
+        <w:spacing w:line="360" w:lineRule="auto" w:before="240" w:after="240"/>
         <w:jc w:val="center"/>
         <w:rPr>
           <w:rFonts w:ascii="Times New Roman" w:eastAsia="Times New Roman" w:hAnsi="Times New Roman" w:cs="Times New Roman"/>
@@ -285,10 +220,12 @@
           <w:rFonts w:ascii="Times New Roman" w:eastAsia="Times New Roman" w:hAnsi="Times New Roman" w:cs="Times New Roman"/>
           <w:b/>
           <w:bCs/>
-          <w:sz w:val="72"/>
+          <w:i w:val="0"/>
+          <w:color w:val="000000"/>
+          <w:sz w:val="44"/>
           <w:szCs w:val="72"/>
         </w:rPr>
-        <w:t>Report</w:t>
+        <w:t>Bash and the xv6 shell</w:t>
       </w:r>
     </w:p>
     <w:p>
@@ -311,7 +248,7 @@
           <w:sz w:val="40"/>
           <w:szCs w:val="40"/>
         </w:rPr>
-        <w:t>Laboratory work n</w:t>
+        <w:t>Laboratory work 4</w:t>
       </w:r>
       <w:r>
         <w:rPr>
@@ -321,7 +258,7 @@
           <w:sz w:val="40"/>
           <w:szCs w:val="40"/>
         </w:rPr>
-        <w:t>r</w:t>
+        <w:t/>
       </w:r>
       <w:r>
         <w:rPr>
@@ -331,7 +268,7 @@
           <w:sz w:val="40"/>
           <w:szCs w:val="40"/>
         </w:rPr>
-        <w:t>.</w:t>
+        <w:t/>
       </w:r>
       <w:r>
         <w:rPr>
@@ -341,7 +278,7 @@
           <w:sz w:val="40"/>
           <w:szCs w:val="40"/>
         </w:rPr>
-        <w:t>4</w:t>
+        <w:t/>
       </w:r>
     </w:p>
     <w:p>
@@ -397,6 +334,79 @@
     </w:p>
     <w:p>
       <w:pPr>
+        <w:keepNext/>
+        <w:spacing w:line="360" w:lineRule="auto"/>
+        <w:jc w:val="right"/>
+        <w:rPr>
+          <w:rFonts w:ascii="Times New Roman" w:eastAsia="Times New Roman" w:hAnsi="Times New Roman" w:cs="Times New Roman"/>
+          <w:b/>
+          <w:bCs/>
+          <w:sz w:val="28"/>
+          <w:szCs w:val="28"/>
+        </w:rPr>
+      </w:pPr>
+      <w:r>
+        <w:rPr>
+          <w:rFonts w:ascii="Times New Roman" w:eastAsia="Times New Roman" w:hAnsi="Times New Roman" w:cs="Times New Roman"/>
+          <w:b/>
+          <w:bCs/>
+          <w:color w:val="000000"/>
+          <w:sz w:val="28"/>
+          <w:szCs w:val="28"/>
+        </w:rPr>
+        <w:t>Done by: st. gr. FAF-243, Cimendur Rustem</w:t>
+      </w:r>
+    </w:p>
+    <w:p>
+      <w:pPr>
+        <w:keepNext/>
+        <w:spacing w:line="360" w:lineRule="auto"/>
+        <w:jc w:val="right"/>
+        <w:rPr>
+          <w:rFonts w:ascii="Times New Roman" w:eastAsia="Times New Roman" w:hAnsi="Times New Roman" w:cs="Times New Roman"/>
+          <w:b/>
+          <w:bCs/>
+          <w:sz w:val="28"/>
+          <w:szCs w:val="28"/>
+        </w:rPr>
+      </w:pPr>
+      <w:r>
+        <w:rPr>
+          <w:rFonts w:ascii="Times New Roman" w:eastAsia="Times New Roman" w:hAnsi="Times New Roman" w:cs="Times New Roman"/>
+          <w:b/>
+          <w:bCs/>
+          <w:color w:val="000000"/>
+          <w:sz w:val="28"/>
+          <w:szCs w:val="28"/>
+        </w:rPr>
+        <w:t xml:space="preserve">Checked by: Reițman Patricia, asist. univ.</w:t>
+      </w:r>
+      <w:r>
+        <w:rPr>
+          <w:rFonts w:ascii="Times New Roman" w:eastAsia="Times New Roman" w:hAnsi="Times New Roman" w:cs="Times New Roman"/>
+          <w:b/>
+          <w:bCs/>
+          <w:color w:val="000000"/>
+          <w:sz w:val="28"/>
+          <w:szCs w:val="28"/>
+        </w:rPr>
+        <w:t/>
+      </w:r>
+      <w:r>
+        <w:rPr>
+          <w:rFonts w:ascii="Times New Roman" w:eastAsia="Times New Roman" w:hAnsi="Times New Roman" w:cs="Times New Roman"/>
+          <w:b/>
+          <w:bCs/>
+          <w:color w:val="000000"/>
+          <w:sz w:val="28"/>
+          <w:szCs w:val="28"/>
+        </w:rPr>
+        <w:t/>
+      </w:r>
+    </w:p>
+    <w:p>
+      <w:pPr>
+        <w:keepNext/>
         <w:spacing w:line="360" w:lineRule="auto"/>
         <w:ind w:firstLine="720"/>
         <w:jc w:val="right"/>
@@ -412,6 +422,7 @@
     </w:p>
     <w:p>
       <w:pPr>
+        <w:keepNext/>
         <w:spacing w:line="360" w:lineRule="auto"/>
         <w:rPr>
           <w:rFonts w:ascii="Times New Roman" w:eastAsia="Times New Roman" w:hAnsi="Times New Roman" w:cs="Times New Roman"/>
@@ -443,7 +454,7 @@
           <w:sz w:val="28"/>
           <w:szCs w:val="28"/>
         </w:rPr>
-        <w:t>Chisinau –</w:t>
+        <w:t>Chișinău 2026</w:t>
       </w:r>
       <w:r>
         <w:rPr>
@@ -453,7 +464,7 @@
           <w:sz w:val="28"/>
           <w:szCs w:val="28"/>
         </w:rPr>
-        <w:t xml:space="preserve"> 2026</w:t>
+        <w:t xml:space="preserve"/>
       </w:r>
     </w:p>
     <w:p/>
